--- a/manuscript/submission/Supporting_Information_GBM_MXene.docx
+++ b/manuscript/submission/Supporting_Information_GBM_MXene.docx
@@ -10266,7 +10266,20 @@
         <w:rPr>
           <w:sz w:val="20"/>
         </w:rPr>
-        <w:t xml:space="preserve"> slab per formula unit against the in-plane lattice constant, GFN2-xTB and GFN1-xTB (tblite, Γ point, 1500 K). The GFN1-xTB values at 2.90 and 2.95 Å (−3082 to −3039 eV per f.u.) are unphysical, about 6.4 times the energy at the other lattice constants.</w:t>
+        <w:t xml:space="preserve"> slab per formula unit against the in-plane lattice constant, GFN2-xTB and GFN1-xTB (tblite, Γ point, 1500 K). The GFN1-xTB values at 2.90 and 2.95 Å (−3082 to −3039 eV per f.u.) are unphysical, about 6.4 times the energy at the other lattice constants. PBE-D3 reference (last row): variable-cell relaxation of the primitive 1×1 cell with the settings of the adsorption calculations, 12×12×1 k-points, residual in-plane pressure −0.15 kbar; the slab uses a = 3.03 Å, 0.3% larger. A tetrahedron-method density of states on a 24×24×1 grid gives 1.0 states eV</w:t>
+      </w:r>
+      <w:r>
+        <w:rPr>
+          <w:sz w:val="20"/>
+          <w:vertAlign w:val="superscript"/>
+        </w:rPr>
+        <w:t>−1</w:t>
+      </w:r>
+      <w:r>
+        <w:rPr>
+          <w:sz w:val="20"/>
+        </w:rPr>
+        <w:t xml:space="preserve"> per formula unit at the Fermi level: the material is metallic.</w:t>
       </w:r>
     </w:p>
     <w:tbl>
@@ -12291,6 +12304,76 @@
         <w:tc>
           <w:tcPr>
             <w:tcW w:type="dxa" w:w="1247"/>
+          </w:tcPr>
+          <w:p>
+            <w:pPr>
+              <w:spacing w:after="20" w:before="20" w:line="240" w:lineRule="auto"/>
+              <w:jc w:val="left"/>
+            </w:pPr>
+            <w:r>
+              <w:rPr>
+                <w:sz w:val="15"/>
+              </w:rPr>
+              <w:t>GFN1-xTB</w:t>
+            </w:r>
+          </w:p>
+        </w:tc>
+        <w:tc>
+          <w:tcPr>
+            <w:tcW w:type="dxa" w:w="907"/>
+          </w:tcPr>
+          <w:p>
+            <w:pPr>
+              <w:spacing w:after="20" w:before="20" w:line="240" w:lineRule="auto"/>
+              <w:jc w:val="center"/>
+            </w:pPr>
+            <w:r>
+              <w:rPr>
+                <w:sz w:val="15"/>
+              </w:rPr>
+              <w:t>3.25</w:t>
+            </w:r>
+          </w:p>
+        </w:tc>
+        <w:tc>
+          <w:tcPr>
+            <w:tcW w:type="dxa" w:w="2041"/>
+          </w:tcPr>
+          <w:p>
+            <w:pPr>
+              <w:spacing w:after="20" w:before="20" w:line="240" w:lineRule="auto"/>
+              <w:jc w:val="center"/>
+            </w:pPr>
+            <w:r>
+              <w:rPr>
+                <w:sz w:val="15"/>
+              </w:rPr>
+              <w:t>−477.855</w:t>
+            </w:r>
+          </w:p>
+        </w:tc>
+        <w:tc>
+          <w:tcPr>
+            <w:tcW w:type="dxa" w:w="3855"/>
+          </w:tcPr>
+          <w:p>
+            <w:pPr>
+              <w:spacing w:after="20" w:before="20" w:line="240" w:lineRule="auto"/>
+              <w:jc w:val="left"/>
+            </w:pPr>
+            <w:r>
+              <w:rPr>
+                <w:sz w:val="15"/>
+              </w:rPr>
+              <w:t>ok</w:t>
+            </w:r>
+          </w:p>
+        </w:tc>
+      </w:tr>
+      <w:tr>
+        <w:tc>
+          <w:tcPr>
+            <w:tcW w:type="dxa" w:w="1247"/>
             <w:tcBorders>
               <w:bottom w:val="single" w:sz="12" w:color="000000"/>
             </w:tcBorders>
@@ -12304,7 +12387,7 @@
               <w:rPr>
                 <w:sz w:val="15"/>
               </w:rPr>
-              <w:t>GFN1-xTB</w:t>
+              <w:t>PBE-D3</w:t>
             </w:r>
           </w:p>
         </w:tc>
@@ -12324,7 +12407,7 @@
               <w:rPr>
                 <w:sz w:val="15"/>
               </w:rPr>
-              <w:t>3.25</w:t>
+              <w:t>3.022</w:t>
             </w:r>
           </w:p>
         </w:tc>
@@ -12344,7 +12427,7 @@
               <w:rPr>
                 <w:sz w:val="15"/>
               </w:rPr>
-              <w:t>−477.855</w:t>
+              <w:t>–</w:t>
             </w:r>
           </w:p>
         </w:tc>
@@ -12364,7 +12447,7 @@
               <w:rPr>
                 <w:sz w:val="15"/>
               </w:rPr>
-              <w:t>ok</w:t>
+              <w:t>reference optimum</w:t>
             </w:r>
           </w:p>
         </w:tc>
